--- a/4B_棲位競爭、容載量與護巢防禦.docx
+++ b/4B_棲位競爭、容載量與護巢防禦.docx
@@ -5055,11 +5055,14 @@
       </w:r>
     </w:p>
     <w:p>
+      <w:pPr>
+        <w:pStyle w:val="Heading2"/>
+      </w:pPr>
       <w:r>
         <w:rPr>
           <w:b/>
         </w:rPr>
-        <w:t xml:space="preserve">獨立區塊二：Volume4B_Findings</w:t>
+        <w:t>獨立區塊二：4B_Findings</w:t>
       </w:r>
     </w:p>
     <w:p>
@@ -5111,7 +5114,7 @@
           <w:color w:val="1f1f1f"/>
           <w:rtl w:val="0"/>
         </w:rPr>
-        <w:t xml:space="preserve">[V4B-01][外來種 Pianka 食性與空間重疊指數]</w:t>
+        <w:t>[4B-01][外來種 Pianka 食性與空間重疊指數]</w:t>
       </w:r>
       <w:r>
         <w:rPr>
@@ -5174,7 +5177,7 @@
           <w:color w:val="1f1f1f"/>
           <w:rtl w:val="0"/>
         </w:rPr>
-        <w:t xml:space="preserve">。</w:t>
+        <w:t>。｜[信心等級：中]</w:t>
       </w:r>
     </w:p>
     <w:p>
@@ -5201,7 +5204,7 @@
           <w:color w:val="1f1f1f"/>
           <w:rtl w:val="0"/>
         </w:rPr>
-        <w:t xml:space="preserve">[V4B-02][Lotka-Volterra 競爭係數與吳郭魚干擾]</w:t>
+        <w:t>[4B-02][Lotka-Volterra 競爭係數與吳郭魚干擾]</w:t>
       </w:r>
       <w:r>
         <w:rPr>
@@ -5274,7 +5277,7 @@
           <w:color w:val="1f1f1f"/>
           <w:rtl w:val="0"/>
         </w:rPr>
-        <w:t xml:space="preserve">。</w:t>
+        <w:t>。｜[信心等級：中]</w:t>
       </w:r>
     </w:p>
     <w:p>
@@ -5301,7 +5304,7 @@
           <w:color w:val="1f1f1f"/>
           <w:rtl w:val="0"/>
         </w:rPr>
-        <w:t xml:space="preserve">[V4B-03][蛇頭魚科捕食率與 K 值下壓效應]</w:t>
+        <w:t>[4B-03][蛇頭魚科捕食率與 K 值下壓效應]</w:t>
       </w:r>
       <w:r>
         <w:rPr>
@@ -5328,7 +5331,7 @@
           <w:color w:val="1f1f1f"/>
           <w:rtl w:val="0"/>
         </w:rPr>
-        <w:t xml:space="preserve">。</w:t>
+        <w:t>。｜[信心等級：中]</w:t>
       </w:r>
     </w:p>
     <w:p>
@@ -5355,7 +5358,7 @@
           <w:color w:val="1f1f1f"/>
           <w:rtl w:val="0"/>
         </w:rPr>
-        <w:t xml:space="preserve">[V4B-04][六大水體初級生產力與容載量基底]</w:t>
+        <w:t>[4B-04][六大水體初級生產力與容載量基底]</w:t>
       </w:r>
       <w:r>
         <w:rPr>
@@ -5382,7 +5385,7 @@
           <w:color w:val="1f1f1f"/>
           <w:rtl w:val="0"/>
         </w:rPr>
-        <w:t xml:space="preserve">。</w:t>
+        <w:t>。｜[信心等級：低]</w:t>
       </w:r>
     </w:p>
     <w:p>
@@ -5409,7 +5412,7 @@
           <w:color w:val="1f1f1f"/>
           <w:rtl w:val="0"/>
         </w:rPr>
-        <w:t xml:space="preserve">[V4B-05][護巢攻擊之流體與神經動力學觸發]</w:t>
+        <w:t>[4B-05][護巢攻擊之流體與神經動力學觸發]</w:t>
       </w:r>
       <w:r>
         <w:rPr>
@@ -5436,7 +5439,7 @@
           <w:color w:val="1f1f1f"/>
           <w:rtl w:val="0"/>
         </w:rPr>
-        <w:t xml:space="preserve">。；警戒觸發區半徑：200 cm（通常 2 公尺內，入侵物體游動引發側線壓力波）；估算攻擊門檻距離：50–100 cm（巢穴核心區）。</w:t>
+        <w:t>。；警戒觸發區半徑：200 cm（通常 2 公尺內，入侵物體游動引發側線壓力波）；估算攻擊門檻距離：50–100 cm（巢穴核心區）。｜[信心等級：中]</w:t>
       </w:r>
     </w:p>
     <w:p>
@@ -5463,7 +5466,7 @@
           <w:color w:val="1f1f1f"/>
           <w:rtl w:val="0"/>
         </w:rPr>
-        <w:t xml:space="preserve">[V4B-06][物理性棄巢閾值與度日復原]</w:t>
+        <w:t>[4B-06][物理性棄巢閾值與度日復原]</w:t>
       </w:r>
       <w:r>
         <w:rPr>
@@ -5509,7 +5512,7 @@
           <w:color w:val="1f1f1f"/>
           <w:rtl w:val="0"/>
         </w:rPr>
-        <w:t xml:space="preserve">。</w:t>
+        <w:t>。｜[信心等級：中]</w:t>
       </w:r>
     </w:p>
     <w:p>
@@ -5536,7 +5539,7 @@
           <w:color w:val="1f1f1f"/>
           <w:rtl w:val="0"/>
         </w:rPr>
-        <w:t xml:space="preserve">[V4B-07][釣獲釋放對巢穴的致命空窗期動力學]</w:t>
+        <w:t>[4B-07][釣獲釋放對巢穴的致命空窗期動力學]</w:t>
       </w:r>
       <w:r>
         <w:rPr>
@@ -5582,7 +5585,7 @@
           <w:color w:val="1f1f1f"/>
           <w:rtl w:val="0"/>
         </w:rPr>
-        <w:t xml:space="preserve">。</w:t>
+        <w:t>。｜[信心等級：中]</w:t>
       </w:r>
     </w:p>
     <w:p>
@@ -5609,7 +5612,7 @@
           <w:color w:val="1f1f1f"/>
           <w:rtl w:val="0"/>
         </w:rPr>
-        <w:t xml:space="preserve">[V4B-08][法規真空與護巢壓力乘數]</w:t>
+        <w:t>[4B-08][法規真空與護巢壓力乘數]</w:t>
       </w:r>
       <w:r>
         <w:rPr>
@@ -5636,7 +5639,7 @@
           <w:color w:val="1f1f1f"/>
           <w:rtl w:val="0"/>
         </w:rPr>
-        <w:t xml:space="preserve">。</w:t>
+        <w:t>。｜[信心等級：高]</w:t>
       </w:r>
     </w:p>
     <w:p>
@@ -5714,7 +5717,7 @@
           <w:color w:val="1f1f1f"/>
           <w:rtl w:val="0"/>
         </w:rPr>
-        <w:t>[V4B-09][吳郭魚巢穴干擾半徑與頻率]</w:t>
+        <w:t>[4B-09][吳郭魚巢穴干擾半徑與頻率]｜[信心等級：低]</w:t>
       </w:r>
     </w:p>
     <w:p>
@@ -5910,7 +5913,7 @@
           <w:color w:val="1f1f1f"/>
           <w:rtl w:val="0"/>
         </w:rPr>
-        <w:t>[V4B-10][蛇頭魚科捕食稚魚成功率]</w:t>
+        <w:t>[4B-10][蛇頭魚科捕食稚魚成功率]｜[信心等級：低]</w:t>
       </w:r>
     </w:p>
     <w:p>
@@ -10269,6 +10272,34 @@
         </w:rPr>
       </w:r>
     </w:p>
+    <w:p>
+      <w:pPr/>
+      <w:r>
+        <w:rPr/>
+        <w:t xml:space="preserve">Open_Assumptions_4B</w:t>
+      </w:r>
+    </w:p>
+    <w:p>
+      <w:pPr/>
+      <w:r>
+        <w:rPr/>
+        <w:t xml:space="preserve">OA4B-01｜不確定性原因：六大水體 K 值（ind/ha）由初級生產力轉換效率（1% Lindeman 法則）推算，缺乏台灣本土鱸魚族群直接調查數據；保守假設值：維持食物網能量轉換效率 1% 的下限，自然管理池 K 值估算為 30–50 ind/ha（偏低側），有外來種壓縮時乘以 0.3–0.5 壓縮因子；對下游（白皮書）潛在影響：若台灣鱸魚族群密度已因過度釣獲低於估算 K 值 30%，族群恢復速率預測將嚴重低估，釣場可持續管理建議需要修正。</w:t>
+      </w:r>
+    </w:p>
+    <w:p>
+      <w:pPr/>
+      <w:r>
+        <w:rPr/>
+        <w:t xml:space="preserve">OA4B-02｜不確定性原因：吳郭魚護巢干擾半徑（15–25 cm）與干擾頻率（2–5 次/hr）係以流體力學模型推算，缺乏野外直接觀察數據；南部農塘密度可達 1,000–2,000 ind/ha 的條件下，干擾頻率可能被低估；保守假設值：採用上限 25 cm 半徑 + 5 次/hr 作為高壓情境；對下游（白皮書）潛在影響：若干擾更頻繁，繁殖成功率的估算值（40–55% → 南部软底泥）需向下修正至 20–30%。</w:t>
+      </w:r>
+    </w:p>
+    <w:p>
+      <w:pPr/>
+      <w:r>
+        <w:rPr/>
+        <w:t xml:space="preserve">OA4B-03｜不確定性原因：護巢雄魚釣獲釋放後的「空窗期」（平均 30 分鐘神經遲滯 + 定向恢復）援引自水溫 20–25°C 的北美研究；台灣夏季（&gt;28°C）的神經傳導速率加快，實際空窗期可能縮短至 15–20 分鐘；但若高溫造成代謝壓力，體能回復可能反而更慢；保守假設值：維持 30 分鐘標準空窗期，颱風後或高溫期使用 45 分鐘；對下游（白皮書）潛在影響：空窗期估算偏差 ±15 分鐘會直接影響「一釣手在繁殖期可合理繁殖期干擾次數」的倫理結論。</w:t>
+      </w:r>
+    </w:p>
     <w:sectPr>
       <w:pgSz w:h="15840" w:w="12240" w:orient="portrait"/>
       <w:pgMar w:bottom="1440" w:top="1440" w:left="1440" w:right="1440" w:header="0" w:footer="720"/>

--- a/4B_棲位競爭、容載量與護巢防禦.docx
+++ b/4B_棲位競爭、容載量與護巢防禦.docx
@@ -4,17 +4,27 @@
   <w:body>
     <w:p>
       <w:r>
-        <w:t xml:space="preserve">---
-Title: 卷 4B：台灣大嘴黑鱸棲位競爭、容載量與護巢防禦
-Volume_ID: 4B
-Upstream_Used: 0D（Baseline_Facts, Waterbody_Model_Table）；1B（六大水體棲位模型）；4A（Carry_Forward_To_4B）
-Core_Parameters_Filled:
-  Lotka-Volterra K 值（ind/ha）：自然 K 30–180 ind/ha（依水體）
-  Pianka 重疊指數：吳郭魚 0.18–0.40；泰國鱧/魚虎 &gt;0.60
-  護巢觸發距離：警戒區半徑 200 cm；攻擊門檻 50–100 cm
-  吳郭魚干擾半徑：15–25 cm（1,000 ind/ha 密度下）；干擾頻率 2–5 次/hr
-  泰國鱧捕食成功率：75–85%（&lt;5cm 稚魚，無護巢）；魚虎：65–75%
----</w:t>
+        <w:t>---</w:t>
+        <w:br/>
+        <w:t>Title: 卷 4B：台灣大嘴黑鱸棲位競爭、容載量與護巢防禦</w:t>
+        <w:br/>
+        <w:t>Volume_ID: 4B</w:t>
+        <w:br/>
+        <w:t>Upstream_Used: 0D1（Baseline_Facts, Waterbody_Model_Table）；1B（六大水體棲位模型）；4A（Carry_Forward_To_4B）</w:t>
+        <w:br/>
+        <w:t>Core_Parameters_Filled:</w:t>
+        <w:br/>
+        <w:t xml:space="preserve">  Lotka-Volterra K 值（ind/ha）：自然 K 30–180 ind/ha（依水體）</w:t>
+        <w:br/>
+        <w:t xml:space="preserve">  Pianka 重疊指數：吳郭魚 0.18–0.40；泰國鱧/魚虎 &gt;0.60</w:t>
+        <w:br/>
+        <w:t xml:space="preserve">  護巢觸發距離：警戒區半徑 200 cm；攻擊門檻 50–100 cm</w:t>
+        <w:br/>
+        <w:t xml:space="preserve">  吳郭魚干擾半徑：15–25 cm（1,000 ind/ha 密度下）；干擾頻率 2–5 次/hr</w:t>
+        <w:br/>
+        <w:t xml:space="preserve">  泰國鱧捕食成功率：75–85%（&lt;5cm 稚魚，無護巢）；魚虎：65–75%</w:t>
+        <w:br/>
+        <w:t>---</w:t>
       </w:r>
     </w:p>
     <w:p>
@@ -551,6 +561,14 @@
       </w:r>
     </w:p>
     <w:p>
+      <w:r>
+        <w:rPr>
+          <w:b w:val="0"/>
+        </w:rPr>
+        <w:t>【繼承自 SUP-B 與 0D1 Zone-B 補充】補充卷 SUP-B（底棲水化學梯度）精算了兩項對護巢族群安全的關鍵參數：（1）VSUP-B08 廢棄巢穴 H₂S 三維死亡區：南部弱育土水體（Zone-C）底泥 Eh &lt; −150 mV 條件下，棄巢後 24–48 hr 內 H₂S 釋放三維擴散半徑達 r = 1.6–2.3 m，形成球形死亡區，對尋找新巢穴的雄魚構成物理排除風險。（2）B0-22 Zone-B Eh &lt; 0 mV 首觸時機：桃竹苗地區（Zone-B）底層 Eh 跌破 0 mV 約在 5 月下旬，較 Zone-A（北部，6 月中旬）提前 3–4 週，Zone-B 護巢雄魚在春末將更早面臨底棲化學毒理學壓力。信心等級：高（VSUP-B08）／高（B0-22）。</w:t>
+      </w:r>
+    </w:p>
+    <w:p>
       <w:pPr>
         <w:pStyle w:val="Heading2"/>
         <w:pBdr>
@@ -3448,15 +3466,14 @@
           <w:color w:val="1f1f1f"/>
           <w:rtl w:val="0"/>
         </w:rPr>
-        <w:t xml:space="preserve">視覺神經迴路主導：</w:t>
-      </w:r>
-      <w:r>
-        <w:rPr>
-          <w:rFonts w:ascii="Google Sans" w:cs="Google Sans" w:eastAsia="Google Sans" w:hAnsi="Google Sans"/>
-          <w:color w:val="1f1f1f"/>
-          <w:rtl w:val="0"/>
-        </w:rPr>
-        <w:t xml:space="preserve"> 覓食行為由魚類的視覺系統絕對主導。大嘴黑鱸具備寬闊的視角與高度發達的中腦視蓋（Optic tectum）。視蓋神經元負責高速處理獵物的輪廓、色彩對比度及三維運動軌跡，並將訊號傳導至運動神經元 </w:t>
+        <w:t>視覺神經迴路主導： 覓食行為由魚類的視覺系統絕對主導。大嘴黑鱸具備寬闊的視角與高度發達的中腦視蓋（Optic tectum）。視蓋神經元負責高速處理獵物的輪廓、色彩對比度及三維運動軌跡，並將訊號傳導至運動神經元 26。雖然側線系統能輔助在遠距離偵測低頻震動（1-80 Hz），但最終的精確鎖定與攻擊仰賴視覺的立體聚焦 29。</w:t>
+      </w:r>
+      <w:r>
+        <w:rPr>
+          <w:rFonts w:ascii="Google Sans" w:cs="Google Sans" w:eastAsia="Google Sans" w:hAnsi="Google Sans"/>
+          <w:color w:val="1f1f1f"/>
+          <w:rtl w:val="0"/>
+        </w:rPr>
       </w:r>
       <w:r>
         <w:rPr>
@@ -3467,15 +3484,13 @@
           <w:vertAlign w:val="superscript"/>
           <w:rtl w:val="0"/>
         </w:rPr>
-        <w:t xml:space="preserve">26</w:t>
-      </w:r>
-      <w:r>
-        <w:rPr>
-          <w:rFonts w:ascii="Google Sans" w:cs="Google Sans" w:eastAsia="Google Sans" w:hAnsi="Google Sans"/>
-          <w:color w:val="1f1f1f"/>
-          <w:rtl w:val="0"/>
-        </w:rPr>
-        <w:t xml:space="preserve">。雖然側線系統能輔助在遠距離偵測低頻震動（1-80 Hz），但最終的精確鎖定與攻擊仰賴視覺的立體聚焦 </w:t>
+      </w:r>
+      <w:r>
+        <w:rPr>
+          <w:rFonts w:ascii="Google Sans" w:cs="Google Sans" w:eastAsia="Google Sans" w:hAnsi="Google Sans"/>
+          <w:color w:val="1f1f1f"/>
+          <w:rtl w:val="0"/>
+        </w:rPr>
       </w:r>
       <w:r>
         <w:rPr>
@@ -3486,15 +3501,18 @@
           <w:vertAlign w:val="superscript"/>
           <w:rtl w:val="0"/>
         </w:rPr>
-        <w:t xml:space="preserve">29</w:t>
-      </w:r>
-      <w:r>
-        <w:rPr>
-          <w:rFonts w:ascii="Google Sans" w:cs="Google Sans" w:eastAsia="Google Sans" w:hAnsi="Google Sans"/>
-          <w:color w:val="1f1f1f"/>
-          <w:rtl w:val="0"/>
-        </w:rPr>
-        <w:t xml:space="preserve">。</w:t>
+      </w:r>
+      <w:r>
+        <w:rPr>
+          <w:rFonts w:ascii="Google Sans" w:cs="Google Sans" w:eastAsia="Google Sans" w:hAnsi="Google Sans"/>
+          <w:color w:val="1f1f1f"/>
+          <w:rtl w:val="0"/>
+        </w:rPr>
+      </w:r>
+      <w:r>
+        <w:rPr>
+          <w:i/>
+        </w:rPr>
       </w:r>
     </w:p>
     <w:p>
@@ -3596,6 +3614,12 @@
         </w:rPr>
         <w:t xml:space="preserve">護巢防禦（Agonistic Strike）：側線觸發的領域性軀體反射</w:t>
       </w:r>
+      <w:r>
+        <w:rPr>
+          <w:i/>
+        </w:rPr>
+        <w:t xml:space="preserve">　※Scope Note：此處側線與神經生理描述，僅用於解釋護巢防禦性攻擊（Agonistic Strike）的觸發機制；側線系統完整聲學特性（頻率響應、SNs/CNs 分工、閾值）詳見卷 2B。</w:t>
+      </w:r>
     </w:p>
     <w:p>
       <w:pPr>
@@ -3695,6 +3719,12 @@
         </w:rPr>
         <w:t xml:space="preserve">。</w:t>
       </w:r>
+      <w:r>
+        <w:rPr>
+          <w:i/>
+        </w:rPr>
+        <w:t xml:space="preserve">　※Scope Note：此處側線與神經生理描述，僅用於解釋護巢防禦性攻擊（Agonistic Strike）的觸發機制；側線系統完整聲學特性（頻率響應、SNs/CNs 分工、閾值）詳見卷 2B。</w:t>
+      </w:r>
     </w:p>
     <w:p>
       <w:pPr>
@@ -3768,6 +3798,12 @@
           <w:rtl w:val="0"/>
         </w:rPr>
         <w:t xml:space="preserve">。</w:t>
+      </w:r>
+      <w:r>
+        <w:rPr>
+          <w:i/>
+        </w:rPr>
+        <w:t xml:space="preserve">　※Scope Note：此處側線與神經生理描述，僅用於解釋護巢防禦性攻擊（Agonistic Strike）的觸發機制；側線系統完整聲學特性（頻率響應、SNs/CNs 分工、閾值）詳見卷 2B。</w:t>
       </w:r>
     </w:p>
     <w:p>
@@ -5114,7 +5150,7 @@
           <w:color w:val="1f1f1f"/>
           <w:rtl w:val="0"/>
         </w:rPr>
-        <w:t>[4B-01][外來種 Pianka 食性與空間重疊指數]</w:t>
+        <w:t>V4B-01[外來種 Pianka 食性與空間重疊指數]：生態分析證實，大嘴黑鱸與吳郭魚（O. niloticus）之食性 Pianka 指數屬低至中度（0.18–0.40），但淺水產卵棲地重疊度極高；與外來魚虎及泰國鱧（Channa spp.）之成魚食性 Pianka 指數則高達 &gt;0.60，構成直接且顯著的頂級資源與空間競爭 5。｜[信心等級：中]</w:t>
       </w:r>
       <w:r>
         <w:rPr>
@@ -5122,7 +5158,6 @@
           <w:color w:val="1f1f1f"/>
           <w:rtl w:val="0"/>
         </w:rPr>
-        <w:t xml:space="preserve">：生態分析證實，大嘴黑鱸與吳郭魚（</w:t>
       </w:r>
       <w:r>
         <w:rPr>
@@ -5132,7 +5167,6 @@
           <w:color w:val="1f1f1f"/>
           <w:rtl w:val="0"/>
         </w:rPr>
-        <w:t xml:space="preserve">O. niloticus</w:t>
       </w:r>
       <w:r>
         <w:rPr>
@@ -5140,7 +5174,6 @@
           <w:color w:val="1f1f1f"/>
           <w:rtl w:val="0"/>
         </w:rPr>
-        <w:t xml:space="preserve">）之食性 Pianka 指數屬低至中度（0.18–0.40），但淺水產卵棲地重疊度極高；與外來魚虎及泰國鱧（</w:t>
       </w:r>
       <w:r>
         <w:rPr>
@@ -5150,7 +5183,6 @@
           <w:color w:val="1f1f1f"/>
           <w:rtl w:val="0"/>
         </w:rPr>
-        <w:t xml:space="preserve">Channa spp.</w:t>
       </w:r>
       <w:r>
         <w:rPr>
@@ -5158,7 +5190,6 @@
           <w:color w:val="1f1f1f"/>
           <w:rtl w:val="0"/>
         </w:rPr>
-        <w:t xml:space="preserve">）之成魚食性 Pianka 指數則高達 &gt;0.60，構成直接且顯著的頂級資源與空間競爭 </w:t>
       </w:r>
       <w:r>
         <w:rPr>
@@ -5169,7 +5200,6 @@
           <w:vertAlign w:val="superscript"/>
           <w:rtl w:val="0"/>
         </w:rPr>
-        <w:t xml:space="preserve">5</w:t>
       </w:r>
       <w:r>
         <w:rPr>
@@ -5177,7 +5207,6 @@
           <w:color w:val="1f1f1f"/>
           <w:rtl w:val="0"/>
         </w:rPr>
-        <w:t>。｜[信心等級：中]</w:t>
       </w:r>
     </w:p>
     <w:p>
@@ -5204,7 +5233,7 @@
           <w:color w:val="1f1f1f"/>
           <w:rtl w:val="0"/>
         </w:rPr>
-        <w:t>[4B-02][Lotka-Volterra 競爭係數與吳郭魚干擾]</w:t>
+        <w:t>V4B-02[Lotka-Volterra 競爭係數與吳郭魚干擾]：在 Lotka-Volterra 競爭模型中，吳郭魚憑藉多批次高頻繁殖與極端領域性，對大嘴黑鱸產生巨大的空間  競爭係數。池塘對照實驗確鑿指出，在吳郭魚高密度共域下，大嘴黑鱸年度幼魚（YOY）的產量因繁衍干擾遭受高達 84% 的嚴重壓抑 16。｜[信心等級：中]</w:t>
       </w:r>
       <w:r>
         <w:rPr>
@@ -5212,45 +5241,12 @@
           <w:color w:val="1f1f1f"/>
           <w:rtl w:val="0"/>
         </w:rPr>
-        <w:t xml:space="preserve">：在 Lotka-Volterra 競爭模型中，吳郭魚憑藉多批次高頻繁殖與極端領域性，對大嘴黑鱸產生巨大的空間 </w:t>
       </w:r>
       <w:r>
         <w:rPr>
           <w:rFonts w:ascii="Arial" w:cs="Arial" w:eastAsia="Arial" w:hAnsi="Arial"/>
           <w:color w:val="1f1f1f"/>
         </w:rPr>
-        <w:drawing>
-          <wp:inline distB="19050" distT="19050" distL="19050" distR="19050">
-            <wp:extent cx="118616" cy="237232"/>
-            <wp:effectExtent b="0" l="0" r="0" t="0"/>
-            <wp:docPr id="20" name="image1.png"/>
-            <a:graphic>
-              <a:graphicData uri="http://schemas.openxmlformats.org/drawingml/2006/picture">
-                <pic:pic>
-                  <pic:nvPicPr>
-                    <pic:cNvPr id="0" name="image1.png"/>
-                    <pic:cNvPicPr preferRelativeResize="0"/>
-                  </pic:nvPicPr>
-                  <pic:blipFill>
-                    <a:blip r:embed="rId15"/>
-                    <a:srcRect b="0" l="0" r="0" t="0"/>
-                    <a:stretch>
-                      <a:fillRect/>
-                    </a:stretch>
-                  </pic:blipFill>
-                  <pic:spPr>
-                    <a:xfrm>
-                      <a:off x="0" y="0"/>
-                      <a:ext cx="118616" cy="237232"/>
-                    </a:xfrm>
-                    <a:prstGeom prst="rect"/>
-                    <a:ln/>
-                  </pic:spPr>
-                </pic:pic>
-              </a:graphicData>
-            </a:graphic>
-          </wp:inline>
-        </w:drawing>
       </w:r>
       <w:r>
         <w:rPr>
@@ -5258,7 +5254,6 @@
           <w:color w:val="1f1f1f"/>
           <w:rtl w:val="0"/>
         </w:rPr>
-        <w:t xml:space="preserve"> 競爭係數。池塘對照實驗確鑿指出，在吳郭魚高密度共域下，大嘴黑鱸年度幼魚（YOY）的產量因繁衍干擾遭受高達 84% 的嚴重壓抑 </w:t>
       </w:r>
       <w:r>
         <w:rPr>
@@ -5269,7 +5264,6 @@
           <w:vertAlign w:val="superscript"/>
           <w:rtl w:val="0"/>
         </w:rPr>
-        <w:t xml:space="preserve">16</w:t>
       </w:r>
       <w:r>
         <w:rPr>
@@ -5277,7 +5271,6 @@
           <w:color w:val="1f1f1f"/>
           <w:rtl w:val="0"/>
         </w:rPr>
-        <w:t>。｜[信心等級：中]</w:t>
       </w:r>
     </w:p>
     <w:p>
@@ -5304,7 +5297,7 @@
           <w:color w:val="1f1f1f"/>
           <w:rtl w:val="0"/>
         </w:rPr>
-        <w:t>[4B-03][蛇頭魚科捕食率與 K 值下壓效應]</w:t>
+        <w:t>V4B-03[蛇頭魚科捕食率與 K 值下壓效應]：魚虎與泰國鱧不僅在低氧（DO &lt; 2.0 mg/L）環境下具備絕對非對稱競爭優勢，其集團內捕食行為（捕食大嘴黑鱸幼魚）將造成 K 值的由上而下壓縮。動力學模型預測，在當前共域水平下，其競爭已造成大嘴黑鱸族群 3.8% 的縮減；若族群持續擴張，其疊加壓縮效應將飆升至 35% 11。｜[信心等級：中]</w:t>
       </w:r>
       <w:r>
         <w:rPr>
@@ -5312,7 +5305,6 @@
           <w:color w:val="1f1f1f"/>
           <w:rtl w:val="0"/>
         </w:rPr>
-        <w:t xml:space="preserve">：魚虎與泰國鱧不僅在低氧（DO &lt; 2.0 mg/L）環境下具備絕對非對稱競爭優勢，其集團內捕食行為（捕食大嘴黑鱸幼魚）將造成 K 值的由上而下壓縮。動力學模型預測，在當前共域水平下，其競爭已造成大嘴黑鱸族群 3.8% 的縮減；若族群持續擴張，其疊加壓縮效應將飆升至 35% </w:t>
       </w:r>
       <w:r>
         <w:rPr>
@@ -5323,7 +5315,6 @@
           <w:vertAlign w:val="superscript"/>
           <w:rtl w:val="0"/>
         </w:rPr>
-        <w:t xml:space="preserve">11</w:t>
       </w:r>
       <w:r>
         <w:rPr>
@@ -5331,7 +5322,6 @@
           <w:color w:val="1f1f1f"/>
           <w:rtl w:val="0"/>
         </w:rPr>
-        <w:t>。｜[信心等級：中]</w:t>
       </w:r>
     </w:p>
     <w:p>
@@ -5358,7 +5348,7 @@
           <w:color w:val="1f1f1f"/>
           <w:rtl w:val="0"/>
         </w:rPr>
-        <w:t>[4B-04][六大水體初級生產力與容載量基底]</w:t>
+        <w:t>V4B-04[六大水體初級生產力與容載量基底]：作為環境容載量（Baseline K）的熱力學基礎，台灣封閉式富營養化管理池與埤塘的總初級生產力（PP）可達 1000–1900 g C/m²/yr；而天然深水庫受透光深度限制與高嶺石暴雨濁度（TSS &gt; 3000 mg/L）遮蔽影響，PP 約落於 300–600 g C/m²/yr 之中低區間 1。｜[信心等級：低]</w:t>
       </w:r>
       <w:r>
         <w:rPr>
@@ -5366,7 +5356,6 @@
           <w:color w:val="1f1f1f"/>
           <w:rtl w:val="0"/>
         </w:rPr>
-        <w:t xml:space="preserve">：作為環境容載量（Baseline K）的熱力學基礎，台灣封閉式富營養化管理池與埤塘的總初級生產力（PP）可達 1000–1900 g C/m²/yr；而天然深水庫受透光深度限制與高嶺石暴雨濁度（TSS &gt; 3000 mg/L）遮蔽影響，PP 約落於 300–600 g C/m²/yr 之中低區間 </w:t>
       </w:r>
       <w:r>
         <w:rPr>
@@ -5377,7 +5366,6 @@
           <w:vertAlign w:val="superscript"/>
           <w:rtl w:val="0"/>
         </w:rPr>
-        <w:t xml:space="preserve">1</w:t>
       </w:r>
       <w:r>
         <w:rPr>
@@ -5385,7 +5373,6 @@
           <w:color w:val="1f1f1f"/>
           <w:rtl w:val="0"/>
         </w:rPr>
-        <w:t>。｜[信心等級：低]</w:t>
       </w:r>
     </w:p>
     <w:p>
@@ -5412,7 +5399,7 @@
           <w:color w:val="1f1f1f"/>
           <w:rtl w:val="0"/>
         </w:rPr>
-        <w:t>[4B-05][護巢攻擊之流體與神經動力學觸發]</w:t>
+        <w:t>V4B-05[護巢攻擊之流體與神經動力學觸發]：大嘴黑鱸的護巢防禦（Agonistic strike）有別於受視蓋主導的覓食，其完全由側線神經丘（Canal neuromasts）捕捉入侵者引發之微小壓力梯度（低至 0.11 Pa/cm）所觸發。此神經衝動經 Mauthner 細胞引發爆發性 C-start 衝撞與「輕咬後吐出」行為，耗能極大且無攝食意圖 1。；警戒觸發區半徑：200 cm（通常 2 公尺內，入侵物體游動引發側線壓力波）；估算攻擊門檻距離：50–100 cm（巢穴核心區）。｜[信心等級：中]</w:t>
       </w:r>
       <w:r>
         <w:rPr>
@@ -5420,7 +5407,6 @@
           <w:color w:val="1f1f1f"/>
           <w:rtl w:val="0"/>
         </w:rPr>
-        <w:t xml:space="preserve">：大嘴黑鱸的護巢防禦（Agonistic strike）有別於受視蓋主導的覓食，其完全由側線神經丘（Canal neuromasts）捕捉入侵者引發之微小壓力梯度（低至 0.11 Pa/cm）所觸發。此神經衝動經 Mauthner 細胞引發爆發性 C-start 衝撞與「輕咬後吐出」行為，耗能極大且無攝食意圖 </w:t>
       </w:r>
       <w:r>
         <w:rPr>
@@ -5431,7 +5417,6 @@
           <w:vertAlign w:val="superscript"/>
           <w:rtl w:val="0"/>
         </w:rPr>
-        <w:t xml:space="preserve">1</w:t>
       </w:r>
       <w:r>
         <w:rPr>
@@ -5439,7 +5424,12 @@
           <w:color w:val="1f1f1f"/>
           <w:rtl w:val="0"/>
         </w:rPr>
-        <w:t>。；警戒觸發區半徑：200 cm（通常 2 公尺內，入侵物體游動引發側線壓力波）；估算攻擊門檻距離：50–100 cm（巢穴核心區）。｜[信心等級：中]</w:t>
+      </w:r>
+      <w:r>
+        <w:rPr>
+          <w:i/>
+        </w:rPr>
+        <w:t xml:space="preserve">　※Scope Note：此處側線與神經生理描述，僅用於解釋護巢防禦性攻擊（Agonistic Strike）的觸發機制；側線系統完整聲學特性（頻率響應、SNs/CNs 分工、閾值）詳見卷 2B。</w:t>
       </w:r>
     </w:p>
     <w:p>
@@ -5466,7 +5456,7 @@
           <w:color w:val="1f1f1f"/>
           <w:rtl w:val="0"/>
         </w:rPr>
-        <w:t>[4B-06][物理性棄巢閾值與度日復原]</w:t>
+        <w:t>V4B-06[物理性棄巢閾值與度日復原]：當遭遇水文與氣候極端強迫時，若水位下降速率大於 5 cm/day，或上覆水深淺於 0.3 m，將觸發雄魚絕對幽閉緊迫並引發大規模棄巢 1。遭遇冷鋒降溫 4-8°C 時，親魚代謝活性復原嚴格遵循「度日法則」，每降 1°C 約需 1 天（1 degree-day）的穩定溫暖期才能重啟生殖 1。｜[信心等級：中]</w:t>
       </w:r>
       <w:r>
         <w:rPr>
@@ -5474,7 +5464,6 @@
           <w:color w:val="1f1f1f"/>
           <w:rtl w:val="0"/>
         </w:rPr>
-        <w:t xml:space="preserve">：當遭遇水文與氣候極端強迫時，若水位下降速率大於 5 cm/day，或上覆水深淺於 0.3 m，將觸發雄魚絕對幽閉緊迫並引發大規模棄巢 </w:t>
       </w:r>
       <w:r>
         <w:rPr>
@@ -5485,7 +5474,6 @@
           <w:vertAlign w:val="superscript"/>
           <w:rtl w:val="0"/>
         </w:rPr>
-        <w:t xml:space="preserve">1</w:t>
       </w:r>
       <w:r>
         <w:rPr>
@@ -5493,7 +5481,6 @@
           <w:color w:val="1f1f1f"/>
           <w:rtl w:val="0"/>
         </w:rPr>
-        <w:t xml:space="preserve">。遭遇冷鋒降溫 4-8°C 時，親魚代謝活性復原嚴格遵循「度日法則」，每降 1°C 約需 1 天（1 degree-day）的穩定溫暖期才能重啟生殖 </w:t>
       </w:r>
       <w:r>
         <w:rPr>
@@ -5504,7 +5491,6 @@
           <w:vertAlign w:val="superscript"/>
           <w:rtl w:val="0"/>
         </w:rPr>
-        <w:t xml:space="preserve">1</w:t>
       </w:r>
       <w:r>
         <w:rPr>
@@ -5512,7 +5498,6 @@
           <w:color w:val="1f1f1f"/>
           <w:rtl w:val="0"/>
         </w:rPr>
-        <w:t>。｜[信心等級：中]</w:t>
       </w:r>
     </w:p>
     <w:p>
@@ -5539,7 +5524,7 @@
           <w:color w:val="1f1f1f"/>
           <w:rtl w:val="0"/>
         </w:rPr>
-        <w:t>[4B-07][釣獲釋放對巢穴的致命空窗期動力學]</w:t>
+        <w:t>V4B-07[釣獲釋放對巢穴的致命空窗期動力學]：護巢雄魚若被捕獲並置於活魚艙 15 分鐘後釋放，需經歷平均 30 分鐘的神經遲滯與定向恢復期才能返巢。在此空窗期內，周遭卵掠食者於 5 分鐘內即會大舉入侵，並以 20.9 尾/分鐘/掠食者的極端速率吞食卵與仔魚，導致該巢穴招募率瞬間歸零 40。反覆捕獲更會使雄魚次年的巢位忠誠度由 87% 崩跌至 27% 44。｜[信心等級：中]</w:t>
       </w:r>
       <w:r>
         <w:rPr>
@@ -5547,7 +5532,6 @@
           <w:color w:val="1f1f1f"/>
           <w:rtl w:val="0"/>
         </w:rPr>
-        <w:t xml:space="preserve">：護巢雄魚若被捕獲並置於活魚艙 15 分鐘後釋放，需經歷平均 30 分鐘的神經遲滯與定向恢復期才能返巢。在此空窗期內，周遭卵掠食者於 5 分鐘內即會大舉入侵，並以 20.9 尾/分鐘/掠食者的極端速率吞食卵與仔魚，導致該巢穴招募率瞬間歸零 </w:t>
       </w:r>
       <w:r>
         <w:rPr>
@@ -5558,7 +5542,6 @@
           <w:vertAlign w:val="superscript"/>
           <w:rtl w:val="0"/>
         </w:rPr>
-        <w:t xml:space="preserve">40</w:t>
       </w:r>
       <w:r>
         <w:rPr>
@@ -5566,7 +5549,6 @@
           <w:color w:val="1f1f1f"/>
           <w:rtl w:val="0"/>
         </w:rPr>
-        <w:t xml:space="preserve">。反覆捕獲更會使雄魚次年的巢位忠誠度由 87% 崩跌至 27% </w:t>
       </w:r>
       <w:r>
         <w:rPr>
@@ -5577,7 +5559,6 @@
           <w:vertAlign w:val="superscript"/>
           <w:rtl w:val="0"/>
         </w:rPr>
-        <w:t xml:space="preserve">44</w:t>
       </w:r>
       <w:r>
         <w:rPr>
@@ -5585,7 +5566,6 @@
           <w:color w:val="1f1f1f"/>
           <w:rtl w:val="0"/>
         </w:rPr>
-        <w:t>。｜[信心等級：中]</w:t>
       </w:r>
     </w:p>
     <w:p>
@@ -5612,7 +5592,7 @@
           <w:color w:val="1f1f1f"/>
           <w:rtl w:val="0"/>
         </w:rPr>
-        <w:t>[4B-08][法規真空與護巢壓力乘數]</w:t>
+        <w:t>V4B-08[法規真空與護巢壓力乘數]：相較於美國為保護族群招募而廣泛實施的春季禁釣期（Spawning Closures），台灣現行《漁業法》完全缺乏對內陸非原生游釣魚種的繁殖期保護機制。此法規真空使得大嘴黑鱸在春季面臨無限制的床釣干擾，顯著放大了人為棄巢率與子代死亡率，成為族群 K 值萎縮的關鍵乘數 45。｜[信心等級：高]</w:t>
       </w:r>
       <w:r>
         <w:rPr>
@@ -5620,7 +5600,6 @@
           <w:color w:val="1f1f1f"/>
           <w:rtl w:val="0"/>
         </w:rPr>
-        <w:t xml:space="preserve">：相較於美國為保護族群招募而廣泛實施的春季禁釣期（Spawning Closures），台灣現行《漁業法》完全缺乏對內陸非原生游釣魚種的繁殖期保護機制。此法規真空使得大嘴黑鱸在春季面臨無限制的床釣干擾，顯著放大了人為棄巢率與子代死亡率，成為族群 K 值萎縮的關鍵乘數 </w:t>
       </w:r>
       <w:r>
         <w:rPr>
@@ -5631,7 +5610,6 @@
           <w:vertAlign w:val="superscript"/>
           <w:rtl w:val="0"/>
         </w:rPr>
-        <w:t xml:space="preserve">45</w:t>
       </w:r>
       <w:r>
         <w:rPr>
@@ -5639,7 +5617,6 @@
           <w:color w:val="1f1f1f"/>
           <w:rtl w:val="0"/>
         </w:rPr>
-        <w:t>。｜[信心等級：高]</w:t>
       </w:r>
     </w:p>
     <w:p>
@@ -5717,7 +5694,7 @@
           <w:color w:val="1f1f1f"/>
           <w:rtl w:val="0"/>
         </w:rPr>
-        <w:t>[4B-09][吳郭魚巢穴干擾半徑與頻率]｜[信心等級：低]</w:t>
+        <w:t>V4B-09[吳郭魚巢穴干擾半徑與頻率]｜[信心等級：低]</w:t>
       </w:r>
     </w:p>
     <w:p>
@@ -5913,7 +5890,7 @@
           <w:color w:val="1f1f1f"/>
           <w:rtl w:val="0"/>
         </w:rPr>
-        <w:t>[4B-10][蛇頭魚科捕食稚魚成功率]｜[信心等級：低]</w:t>
+        <w:t>V4B-10[蛇頭魚科捕食稚魚成功率]｜[信心等級：低]</w:t>
       </w:r>
     </w:p>
     <w:p>
@@ -6121,6 +6098,11 @@
           <w:rtl w:val="0"/>
         </w:rPr>
         <w:t xml:space="preserve">（基於高密度掠食者相遇頻率模型之推測）。</w:t>
+      </w:r>
+    </w:p>
+    <w:p>
+      <w:r>
+        <w:t>V4B-11[Zone-B 護巢起始時機超前與 Fe²⁺ 毒性窗口前移]：Zone-B（桃竹苗，林口台地）水體（水體 1 北部野生埤塘、水體 3 北部管理池）春季 22°C 閾值較 Zone-A 提前 12–18 天（引用 4A-14；B0-21）。因此 Zone-B 的護巢雄魚啟動期提前，進入高防禦敏感期的時間軸在台灣北部背風面水體應整體前移約 2 週（估算值）。同時 Zone-B 底泥 Eh &lt; 0 mV 首觸時機（5 月下旬）較 Zone-A（6 月中旬）提前 3–4 週（引用 B0-22），護巢期幼魚遭受 Fe²⁺ 毒性（LC50 = 28–47 mg/L，引用 4A-11）的暴露時間窗口在 Zone-B 水體更早到來，植物根際護巢偏好（引用 4A-12）在 Zone-B 的重要性相應提升。。[信心等級：中]。[來源：4A-14；B0-21；B0-22]</w:t>
       </w:r>
     </w:p>
     <w:p>
@@ -8157,7 +8139,7 @@
           <w:szCs w:val="24"/>
           <w:rtl w:val="0"/>
         </w:rPr>
-        <w:t xml:space="preserve">0D_基底資料矩陣與極端事件整合.docx</w:t>
+        <w:t>0D1_基底資料矩陣與極端事件整合（Zone-B 補充版）.docx</w:t>
       </w:r>
     </w:p>
     <w:p>

--- a/4B_棲位競爭、容載量與護巢防禦.docx
+++ b/4B_棲位競爭、容載量與護巢防禦.docx
@@ -10272,7 +10272,7 @@
       <w:pPr/>
       <w:r>
         <w:rPr/>
-        <w:t xml:space="preserve">OA4B-02｜不確定性原因：吳郭魚護巢干擾半徑（15–25 cm）與干擾頻率（2–5 次/hr）係以流體力學模型推算，缺乏野外直接觀察數據；南部農塘密度可達 1,000–2,000 ind/ha 的條件下，干擾頻率可能被低估；保守假設值：採用上限 25 cm 半徑 + 5 次/hr 作為高壓情境；對下游（白皮書）潛在影響：若干擾更頻繁，繁殖成功率的估算值（40–55% → 南部软底泥）需向下修正至 20–30%。</w:t>
+        <w:t>OA4B-02｜不確定性原因：吳郭魚護巢干擾半徑（15–25 cm）與干擾頻率（2–5 次/hr）係以流體力學模型推算，缺乏野外直接觀察數據；南部野生埤塘（灌溉埤塘型）密度可達 1,000–2,000 ind/ha 的條件下，干擾頻率可能被低估；保守假設值：採用上限 25 cm 半徑 + 5 次/hr 作為高壓情境；對下游（白皮書）潛在影響：若干擾更頻繁，繁殖成功率的估算值（40–55% → 南部软底泥）需向下修正至 20–30%。</w:t>
       </w:r>
     </w:p>
     <w:p>
